--- a/eng/docx/05.content.docx
+++ b/eng/docx/05.content.docx
@@ -136,13 +136,6 @@
         <w:rPr>
           <w:lang w:val="en_US" w:bidi="en_US"/>
         </w:rPr>
-      </w:r>
-      <w:r>
-        <w:rPr>
-          <w:i/>
-          <w:lang w:val="en_US" w:bidi="en_US"/>
-        </w:rPr>
-        <w:t>Deuteronomy 1:1, Deuteronomy 1:3, Deuteronomy 1:8, Deuteronomy 1:9–10, Deuteronomy 1:12–13, Deuteronomy 1:16, Deuteronomy 1:19, Deuteronomy 1:22, Deuteronomy 1:23, Deuteronomy 1:25, Deuteronomy 1:27, Deuteronomy 1:28, Deuteronomy 1:29–31, Deuteronomy 1:34–35, Deuteronomy 1:38, Deuteronomy 1:39, Deuteronomy 1:43–44, Deuteronomy 2:1, Deuteronomy 2:4–5, Deuteronomy 2:6, Deuteronomy 2:9, Deuteronomy 2:14, Deuteronomy 2:16, Deuteronomy 2:19, Deuteronomy 2:25, Deuteronomy 2:26–27, Deuteronomy 2:28–29, Deuteronomy 2:32–33, Deuteronomy 2:34, Deuteronomy 3:1, Deuteronomy 3:3–4, Deuteronomy 3:7, Deuteronomy 3:12–13, Deuteronomy 3:18, Deuteronomy 3:20, Deuteronomy 3:22, Deuteronomy 3:25, Deuteronomy 3:26, Deuteronomy 3:27, Deuteronomy 3:28–29, Deuteronomy 4:1, Deuteronomy 4:2, Deuteronomy 4:4, Deuteronomy 4:6, Deuteronomy 4:9–10, Deuteronomy 4:11–12, Deuteronomy 4:13, Deuteronomy 4:15–18, Deuteronomy 4:19, Deuteronomy 4:20, Deuteronomy 4:21–22, Deuteronomy 4:24, Deuteronomy 4:26, Deuteronomy 4:27–28, Deuteronomy 4:29, Deuteronomy 4:30, Deuteronomy 4:34, Deuteronomy 4:35–36, Deuteronomy 4:37–38, Deuteronomy 4:41–42, Deuteronomy 4:44–45, Deuteronomy 4:48–49, Deuteronomy 5:2–3, Deuteronomy 5:4–5, Deuteronomy 5:6, Deuteronomy 5:8, Deuteronomy 5:9, Deuteronomy 5:10, Deuteronomy 5:11, Deuteronomy 5:12–14, Deuteronomy 5:15, Deuteronomy 5:16, Deuteronomy 5:17–20, Deuteronomy 5:22, Deuteronomy 5:25, Deuteronomy 5:27, Deuteronomy 5:28, Deuteronomy 5:33, Deuteronomy 6:2, Deuteronomy 6:3, Deuteronomy 6:5, Deuteronomy 6:6–7, Deuteronomy 6:10–12, Deuteronomy 6:15, Deuteronomy 6:16, Deuteronomy 6:20–23, Deuteronomy 6:24, Deuteronomy 7:2, Deuteronomy 7:2–3, Deuteronomy 7:5, Deuteronomy 7:8, Deuteronomy 7:9, Deuteronomy 7:12–13, Deuteronomy 7:17–19, Deuteronomy 7:20, Deuteronomy 7:21–22, Deuteronomy 7:23, Deuteronomy 7:25–26, Deuteronomy 8:2, Deuteronomy 8:3, Deuteronomy 8:4, Deuteronomy 8:5, Deuteronomy 8:7–8, Deuteronomy 8:10, Deuteronomy 8:11, Deuteronomy 8:13–14, Deuteronomy 8:15–16, Deuteronomy 8:19–20, Deuteronomy 9:1, Deuteronomy 9:3, Deuteronomy 9:4, Deuteronomy 9:5, Deuteronomy 9:7–8, Deuteronomy 9:9, Deuteronomy 9:12, Deuteronomy 9:13–14, Deuteronomy 9:15–16, Deuteronomy 9:17–18, Deuteronomy 9:19–20, Deuteronomy 9:21, Deuteronomy 9:22–24, Deuteronomy 9:25–26, Deuteronomy 9:27–28, Deuteronomy 10:2, Deuteronomy 10:4, Deuteronomy 10:5, Deuteronomy 10:6, Deuteronomy 10:8, Deuteronomy 10:10, Deuteronomy 10:12–13, Deuteronomy 10:16, Deuteronomy 10:19, Deuteronomy 10:22, Deuteronomy 11:1, Deuteronomy 11:2, Deuteronomy 11:4, Deuteronomy 11:7, Deuteronomy 11:8–9, Deuteronomy 11:11, Deuteronomy 11:14, Deuteronomy 11:17, Deuteronomy 11:19, Deuteronomy 11:21, Deuteronomy 11:22–23, Deuteronomy 11:25, Deuteronomy 11:26, Deuteronomy 11:31, Deuteronomy 12:2, Deuteronomy 12:3, Deuteronomy 12:5, Deuteronomy 12:8, Deuteronomy 12:10, Deuteronomy 12:15, Deuteronomy 12:16, Deuteronomy 12:17, Deuteronomy 12:18, Deuteronomy 12:19, Deuteronomy 12:20, Deuteronomy 12:21, Deuteronomy 12:23–24, Deuteronomy 12:26, Deuteronomy 12:27, Deuteronomy 12:28, Deuteronomy 12:30, Deuteronomy 12:31, Deuteronomy 13:3, Deuteronomy 13:5, Deuteronomy 13:9, Deuteronomy 13:10, Deuteronomy 13:14, Deuteronomy 13:15, Deuteronomy 13:17, Deuteronomy 14:1, Deuteronomy 14:6, Deuteronomy 14:8, Deuteronomy 14:9, Deuteronomy 14:19, Deuteronomy 14:21, Deuteronomy 14:21 (#2), Deuteronomy 14:22, Deuteronomy 14:23, Deuteronomy 14:24–25, Deuteronomy 14:27, Deuteronomy 14:28–29, Deuteronomy 15:1, Deuteronomy 15:2, Deuteronomy 15:3, Deuteronomy 15:4, Deuteronomy 15:6, Deuteronomy 15:7, Deuteronomy 15:9, Deuteronomy 15:10, Deuteronomy 15:11, Deuteronomy 15:14, Deuteronomy 15:15, Deuteronomy 15:16–17, Deuteronomy 15:18, Deuteronomy 15:19–20, Deuteronomy 15:21, Deuteronomy 15:23, Deuteronomy 16:1, Deuteronomy 16:2, Deuteronomy 16:3–4, Deuteronomy 16:4, Deuteronomy 16:6, Deuteronomy 16:6 (#2), Deuteronomy 16:8, Deuteronomy 16:8 (#2), Deuteronomy 16:9–10, Deuteronomy 16:10, Deuteronomy 16:12, Deuteronomy 16:13, Deuteronomy 16:16, Deuteronomy 16:17, Deuteronomy 16:18, Deuteronomy 16:19, Deuteronomy 16:20, Deuteronomy 16:21–22, Deuteronomy 17:1, Deuteronomy 17:4, Deuteronomy 17:5, Deuteronomy 17:6, Deuteronomy 17:7, Deuteronomy 17:7 (#2), Deuteronomy 17:9, Deuteronomy 17:12, Deuteronomy 17:15, Deuteronomy 17:16, Deuteronomy 17:17, Deuteronomy 17:18–19, Deuteronomy 17:20, Deuteronomy 18:1–2, Deuteronomy 18:3–4, Deuteronomy 18:5, Deuteronomy 18:6–7, Deuteronomy 18:9–11, Deuteronomy 18:12–14, Deuteronomy 18:15, Deuteronomy 18:20, Deuteronomy 18:22, Deuteronomy 19:1–3, Deuteronomy 19:4–5, Deuteronomy 19:6–7, Deuteronomy 19:8–9, Deuteronomy 19:11–13, Deuteronomy 19:15, Deuteronomy 19:17–18, Deuteronomy 19:19, Deuteronomy 20:1, Deuteronomy 20:2–4, Deuteronomy 20:5, Deuteronomy 20:7, Deuteronomy 20:10–11, Deuteronomy 20:12–13, Deuteronomy 20:16–18, Deuteronomy 20:19–20, Deuteronomy 21:1–2, Deuteronomy 21:5, Deuteronomy 21:6–7, Deuteronomy 21:10, Deuteronomy 21:11–12, Deuteronomy 21:13, Deuteronomy 21:14, Deuteronomy 21:15–17, Deuteronomy 21:18, Deuteronomy 21:20, Deuteronomy 21:21, Deuteronomy 21:22–23, Deuteronomy 22:2, Deuteronomy 22:4, Deuteronomy 22:5, Deuteronomy 22:6–7, Deuteronomy 22:8, Deuteronomy 22:9, Deuteronomy 22:12, Deuteronomy 22:18–19, Deuteronomy 22:20–21, Deuteronomy 22:22, Deuteronomy 22:23–24, Deuteronomy 22:25–27, Deuteronomy 22:28–29, Deuteronomy 22:30, Deuteronomy 23:1–2, Deuteronomy 23:3–4, Deuteronomy 23:5, Deuteronomy 23:7–8, Deuteronomy 23:9–11, Deuteronomy 23:12–14, Deuteronomy 23:15–16, Deuteronomy 23:17–18, Deuteronomy 23:19–20, Deuteronomy 23:21–23, Deuteronomy 23:24–25, Deuteronomy 24:1–2, Deuteronomy 24:3–4, Deuteronomy 24:5, Deuteronomy 24:6, Deuteronomy 24:7, Deuteronomy 24:8–9, Deuteronomy 24:10–11, Deuteronomy 24:12–13, Deuteronomy 24:14–15, Deuteronomy 24:16, Deuteronomy 24:17–18, Deuteronomy 24:19–20, Deuteronomy 25:1, Deuteronomy 25:3, Deuteronomy 25:5–6, Deuteronomy 25:9–10, Deuteronomy 25:11–12, Deuteronomy 25:15–16, Deuteronomy 25:17–19, Deuteronomy 26:1–2, Deuteronomy 26:3, Deuteronomy 26:5, Deuteronomy 26:6, Deuteronomy 26:8–9, Deuteronomy 26:10–11, Deuteronomy 26:12, Deuteronomy 26:15, Deuteronomy 26:16, Deuteronomy 26:17, Deuteronomy 26:18–19, Deuteronomy 27:1, Deuteronomy 27:4, Deuteronomy 27:5, Deuteronomy 27:8, Deuteronomy 27:9–10, Deuteronomy 27:11–12, Deuteronomy 27:13, Deuteronomy 27:15, Deuteronomy 27:20, Deuteronomy 27:24–25, Deuteronomy 27:26, Deuteronomy 28:1–2, Deuteronomy 28:7, Deuteronomy 28:9, Deuteronomy 28:12, Deuteronomy 28:15, Deuteronomy 28:23, Deuteronomy 28:25, Deuteronomy 28:27–28, Deuteronomy 28:30, Deuteronomy 28:32, Deuteronomy 28:37, Deuteronomy 28:38–39, Deuteronomy 28:43–44, Deuteronomy 28:45–46, Deuteronomy 28:47–48, Deuteronomy 28:49–51, Deuteronomy 28:54–55, Deuteronomy 28:56–57, Deuteronomy 28:59, Deuteronomy 28:62, Deuteronomy 28:65, Deuteronomy 29:1, Deuteronomy 29:1 (#2), Deuteronomy 29:2, Deuteronomy 29:4, Deuteronomy 29:5–6, Deuteronomy 29:9, Deuteronomy 29:10–11, Deuteronomy 29:12, Deuteronomy 29:13, Deuteronomy 29:14–15, Deuteronomy 29:16, Deuteronomy 29:17–18, Deuteronomy 29:19, Deuteronomy 29:20, Deuteronomy 29:22, Deuteronomy 29:24, Deuteronomy 29:25–26, Deuteronomy 29:27, Deuteronomy 29:28, Deuteronomy 29:29, Deuteronomy 29:29 (#2), Deuteronomy 30:2–3, Deuteronomy 30:4, Deuteronomy 30:5, Deuteronomy 30:6, Deuteronomy 30:7, Deuteronomy 30:8, Deuteronomy 30:9, Deuteronomy 30:10, Deuteronomy 30:11, Deuteronomy 30:14, Deuteronomy 30:15, Deuteronomy 30:16, Deuteronomy 30:17–18, Deuteronomy 30:19, Deuteronomy 30:20, Deuteronomy 31:1–2, Deuteronomy 31:2–3, Deuteronomy 31:3, Deuteronomy 31:4, Deuteronomy 31:5, Deuteronomy 31:6, Deuteronomy 31:7, Deuteronomy 31:8, Deuteronomy 31:9, Deuteronomy 31:10–11, Deuteronomy 31:12–13, Deuteronomy 31:13, Deuteronomy 31:14, Deuteronomy 31:14–15, Deuteronomy 31:16, Deuteronomy 31:17, Deuteronomy 31:17–18, Deuteronomy 31:19, Deuteronomy 31:20, Deuteronomy 31:21, Deuteronomy 31:21 (#2), Deuteronomy 31:22, Deuteronomy 31:23, Deuteronomy 31:23 (#2), Deuteronomy 31:24–25, Deuteronomy 31:25–26, Deuteronomy 31:27, Deuteronomy 31:28, Deuteronomy 31:29, Deuteronomy 31:29 (#2), Deuteronomy 31:29 (#3), Deuteronomy 31:30, Deuteronomy 32:1, Deuteronomy 32:2, Deuteronomy 32:3, Deuteronomy 32:4, Deuteronomy 32:4 (#2), Deuteronomy 32:5–6, Deuteronomy 32:6, Deuteronomy 32:7, Deuteronomy 32:8, Deuteronomy 32:9, Deuteronomy 32:10, Deuteronomy 32:10 (#2), Deuteronomy 32:11, Deuteronomy 32:12, Deuteronomy 32:15–16, Deuteronomy 32:17–18, Deuteronomy 32:19–20, Deuteronomy 32:21, Deuteronomy 32:23, Deuteronomy 32:27, Deuteronomy 32:28, Deuteronomy 32:29, Deuteronomy 32:30–31, Deuteronomy 32:33, Deuteronomy 32:33–34, Deuteronomy 32:34, Deuteronomy 32:35, Deuteronomy 32:35 (#2), Deuteronomy 32:36, Deuteronomy 32:37–38, Deuteronomy 32:39, Deuteronomy 32:40, Deuteronomy 32:41, Deuteronomy 32:42, Deuteronomy 32:43, Deuteronomy 32:43 (#2), Deuteronomy 32:44, Deuteronomy 32:46, Deuteronomy 32:48–49, Deuteronomy 32:50, Deuteronomy 32:50–51, Deuteronomy 32:52, Deuteronomy 33:1, Deuteronomy 33:2, Deuteronomy 33:3, Deuteronomy 33:3 (#2), Deuteronomy 33:4, Deuteronomy 33:5, Deuteronomy 33:6, Deuteronomy 33:7, Deuteronomy 33:8, Deuteronomy 33:10–11, Deuteronomy 33:12, Deuteronomy 33:16, Deuteronomy 33:17, Deuteronomy 33:18–19, Deuteronomy 33:20, Deuteronomy 33:21, Deuteronomy 33:22, Deuteronomy 33:23, Deuteronomy 33:24–25, Deuteronomy 33:27, Deuteronomy 33:28, Deuteronomy 33:29, Deuteronomy 34:1–3, Deuteronomy 34:4, Deuteronomy 34:6, Deuteronomy 34:7, Deuteronomy 34:8, Deuteronomy 34:9, Deuteronomy 34:10, Deuteronomy 34:10–12</w:t>
       </w:r>
       <w:r>
         <w:rPr>

--- a/eng/docx/05.content.docx
+++ b/eng/docx/05.content.docx
@@ -123,19 +123,6 @@
           <w:lang w:val="en_US" w:bidi="en_US"/>
         </w:rPr>
         <w:t>DEU</w:t>
-      </w:r>
-      <w:r>
-        <w:rPr>
-          <w:lang w:val="en_US" w:bidi="en_US"/>
-        </w:rPr>
-      </w:r>
-    </w:p>
-    <w:p>
-      <w:pPr/>
-      <w:r>
-        <w:rPr>
-          <w:lang w:val="en_US" w:bidi="en_US"/>
-        </w:rPr>
       </w:r>
       <w:r>
         <w:rPr>

--- a/eng/docx/05.content.docx
+++ b/eng/docx/05.content.docx
@@ -19,7 +19,7 @@
         <w:rPr>
           <w:lang w:val="en_US" w:bidi="en_US"/>
         </w:rPr>
-        <w:t>Resource: Translation Questions (unfoldingWord)</w:t>
+        <w:t>Resource: unfoldingWord® Translation Questions</w:t>
       </w:r>
       <w:r>
         <w:rPr>
@@ -85,7 +85,7 @@
         <w:rPr>
           <w:lang w:val="en_US" w:bidi="en_US"/>
         </w:rPr>
-        <w:t>Translation Questions (unfoldingWord)</w:t>
+        <w:t>unfoldingWord® Translation Questions</w:t>
       </w:r>
     </w:p>
     <w:p>

--- a/eng/docx/05.content.docx
+++ b/eng/docx/05.content.docx
@@ -3922,7 +3922,7 @@
           <w:b/>
           <w:lang w:val="en_US" w:bidi="en_US"/>
         </w:rPr>
-        <w:t>Where could a person flee if he killed another person accidently?</w:t>
+        <w:t>Where could a person flee if he killed another person accidentally?</w:t>
       </w:r>
     </w:p>
     <w:p>
@@ -6330,7 +6330,7 @@
         <w:rPr>
           <w:lang w:val="en_US" w:bidi="en_US"/>
         </w:rPr>
-        <w:t>He allowed them to be hungry and then fed them manna so that that they would know that they could not live only by having enough food to eat but also by paying attention to everything that Yahweh says.</w:t>
+        <w:t>He allowed them to be hungry and then fed them manna so that they would know that they could not live only by having enough food to eat but also by paying attention to everything that Yahweh says.</w:t>
       </w:r>
       <w:r>
         <w:rPr>
